--- a/Internship_Submission/Brainstorming & Ideation Phase/Define Problem Statements Template.docx
+++ b/Internship_Submission/Brainstorming & Ideation Phase/Define Problem Statements Template.docx
@@ -314,39 +314,6 @@
           </wp:inline>
         </w:drawing>
       </w:r>
-      <w:r>
-        <w:rPr>
-          <w:rtl w:val="0"/>
-        </w:rPr>
-      </w:r>
-    </w:p>
-    <w:p>
-      <w:pPr>
-        <w:rPr>
-          <w:sz w:val="24"/>
-          <w:szCs w:val="24"/>
-        </w:rPr>
-      </w:pPr>
-      <w:r>
-        <w:rPr>
-          <w:sz w:val="24"/>
-          <w:szCs w:val="24"/>
-          <w:rtl w:val="0"/>
-        </w:rPr>
-        <w:t xml:space="preserve">Reference: </w:t>
-      </w:r>
-      <w:hyperlink r:id="rId8">
-        <w:r>
-          <w:rPr>
-            <w:color w:val="0563c1"/>
-            <w:sz w:val="24"/>
-            <w:szCs w:val="24"/>
-            <w:u w:val="single"/>
-            <w:rtl w:val="0"/>
-          </w:rPr>
-          <w:t xml:space="preserve">https://miro.com/templates/customer-problem-statement/</w:t>
-        </w:r>
-      </w:hyperlink>
       <w:r>
         <w:rPr>
           <w:rtl w:val="0"/>

--- a/Internship_Submission/Brainstorming & Ideation Phase/Define Problem Statements Template.docx
+++ b/Internship_Submission/Brainstorming & Ideation Phase/Define Problem Statements Template.docx
@@ -163,7 +163,7 @@
           <w:tcPr/>
           <w:p>
             <w:r>
-              <w:t>AeroTrade (Student: Arcot Yashashivini)</w:t>
+              <w:t>shopez_swadeshi (Student: Arcot Yashashivini)</w:t>
             </w:r>
           </w:p>
         </w:tc>
@@ -588,15 +588,15 @@
           <w:tcPr/>
           <w:p>
             <w:r>
-              <w:t>I face steep learning curves and significant financial risk using real-money trading platforms</w:t>
-            </w:r>
-          </w:p>
-        </w:tc>
-        <w:tc>
-          <w:tcPr/>
-          <w:p>
-            <w:r>
-              <w:t>real trading systems are overly complex, lack real-time mock simulation sandboxes, and do not provide clear visual cues</w:t>
+              <w:t>I face steep learning curves and significant financial risk using real-money shopez_swadeshis</w:t>
+            </w:r>
+          </w:p>
+        </w:tc>
+        <w:tc>
+          <w:tcPr/>
+          <w:p>
+            <w:r>
+              <w:t>real shopez_swadeshi systems are overly complex, lack real-time mock simulation sandboxes, and do not provide clear visual cues</w:t>
             </w:r>
           </w:p>
         </w:tc>
@@ -650,7 +650,7 @@
           <w:tcPr/>
           <w:p>
             <w:r>
-              <w:t>existing open-source trading platforms do not include a secure, built-in administrative GUI with CRUD operations and platform-wide logs</w:t>
+              <w:t>existing open-source shopez_swadeshis do not include a secure, built-in administrative GUI with CRUD operations and platform-wide logs</w:t>
             </w:r>
           </w:p>
         </w:tc>
